--- a/documents/43-clearhaven-exception-codes-prd.docx
+++ b/documents/43-clearhaven-exception-codes-prd.docx
@@ -9038,7 +9038,7 @@
         <w:pStyle w:val="Heading1"/>
       </w:pPr>
       <w:r>
-        <w:t>Working remainder for CLH-PRD-2024-021</w:t>
+        <w:t>Open work after December 5, 2024</w:t>
       </w:r>
     </w:p>
     <w:p>
@@ -9052,7 +9052,7 @@
           <w:color w:val="222222"/>
           <w:sz w:val="24"/>
         </w:rPr>
-        <w:t>The front of Structured Exception Codes for Reconciliation Breaks is the document. This remainder is the leftover a colleague still trips on: named people, named boxes, named tickets, and the work I still owe after December 5, 2024. It is not a second log and it is not a stack of exhibits with the same stub. If a paragraph fights the decision in the front, strike the paragraph.</w:t>
+        <w:t>What follows is leftover work from Structured Exception Codes for Reconciliation Breaks: named people, named boxes, named tickets, and the items I still owe. If a paragraph fights the decision in the front of CLH-PRD-2024-021, strike the paragraph.</w:t>
       </w:r>
     </w:p>
     <w:p>
@@ -9206,7 +9206,7 @@
           <w:color w:val="222222"/>
           <w:sz w:val="24"/>
         </w:rPr>
-        <w:t>I will not put owner as a team name instead of a person on a wiki that drifts. CLH-OPS-214 and this file are the record. If Helen Cho needs a diagram, they get a permalink, not a photo of a whiteboard. ops-bastion-01.internal stays out of the diagram title. If a new engineer asks where the leftover lives, I point here. I do not point at a Slack pin from December 5, 2024. Client Clearhaven.</w:t>
+        <w:t>I will not put owner as a team name instead of a person on a wiki that drifts. CLH-OPS-214 and this file are the record. If Helen Cho needs a diagram, they get a permalink, not a photo of a whiteboard. ops-bastion-01.internal stays out of the diagram title. If a new engineer asks where the leftover lives, I point here. I do not point at a Slack pin from December 5, 2024.</w:t>
       </w:r>
     </w:p>
     <w:p>
@@ -11550,7 +11550,7 @@
           <w:color w:val="222222"/>
           <w:sz w:val="24"/>
         </w:rPr>
-        <w:t>People who were absent still get a usable remainder, not a transcript. Kavya Menon gets the decision, the refuse, and the date. They do not get a reconstruction of who raised their voice. If they object, they object on CLH-OPS-214. Client Clearhaven. Author Aman Kumar.</w:t>
+        <w:t>People who were absent still get a usable remainder, not a transcript. Kavya Menon gets the decision, the refuse, and the date. They do not get a reconstruction of who raised their voice. If they object, they object on CLH-OPS-214.</w:t>
       </w:r>
     </w:p>
     <w:p>
@@ -12595,7 +12595,7 @@
           <w:color w:val="222222"/>
           <w:sz w:val="24"/>
         </w:rPr>
-        <w:t>If you are implementing, keep the rejected alternative dead. If you are on-call, start read-only. If you are Helen Cho, the ask is unchanged: pick the path in the main body or send it back with a named objection. Sample I would still defend: 448 rows, 34 minutes, freeze respected. Strike this remainder if it ever fights the decision callout. Author Aman Kumar. Client Clearhaven.</w:t>
+        <w:t>If you are implementing, keep the rejected alternative dead. If you are on-call, start read-only. If you are Helen Cho, the ask is unchanged: pick the path in the main body or send it back with a named objection. Sample I would still defend: 448 rows, 34 minutes, freeze respected. Strike this section if it ever fights the decision callout.</w:t>
       </w:r>
     </w:p>
     <w:p>
@@ -12609,7 +12609,7 @@
           <w:color w:val="222222"/>
           <w:sz w:val="24"/>
         </w:rPr>
-        <w:t>This heading is the reopen rule, not a promise that nothing follows. If we still need words after the bank, they are named leftovers, not another copy of the same stub. secret skew that looks like 'no work' is done as a heading when Rahul Deshmukh closes CLH-UI-88 or writes a new date.</w:t>
+        <w:t>This heading is the reopen rule. secret skew that looks like 'no work' is done when Rahul Deshmukh closes CLH-UI-88 or writes a new date.</w:t>
       </w:r>
     </w:p>
     <w:p>
@@ -13761,7 +13761,7 @@
           <w:color w:val="222222"/>
           <w:sz w:val="24"/>
         </w:rPr>
-        <w:t>I am out of new section shapes. What follows is leftover owners and tickets already in this file, written so a colleague can act. I will not invent another exhibit format to fill a page budget.</w:t>
+        <w:t>Owners and tickets still attached to CLH-PRD-2024-021, written so a colleague can act without hunting Slack. Close is a decision, a refuse, or a new date.</w:t>
       </w:r>
     </w:p>
     <w:p>
@@ -13775,7 +13775,7 @@
           <w:color w:val="222222"/>
           <w:sz w:val="24"/>
         </w:rPr>
-        <w:t>CLH-OPS-214 still sits with Helen Cho. Host ops-bastion-01.internal. Due December 16, 2024 unless they write a new date. Close is a decision, a refuse, or that date. I will not accept a status dump. Front-matter number I am not re-arguing: 1,247. If this leftover is done, Helen Cho marks CLH-OPS-214 done. Aman Kumar will not keep a shadow list. Client Clearhaven.</w:t>
+        <w:t>CLH-OPS-214 still sits with Helen Cho. Host ops-bastion-01.internal. Due December 16, 2024 unless they write a new date. Close is a decision, a refuse, or that date. I will not accept a status dump. Front-matter number I am not re-arguing: 1,247. If this leftover is done, Helen Cho marks CLH-OPS-214 done. Aman Kumar will not keep a shadow list.</w:t>
       </w:r>
     </w:p>
     <w:p>
@@ -13873,7 +13873,7 @@
           <w:color w:val="222222"/>
           <w:sz w:val="24"/>
         </w:rPr>
-        <w:t>Stop leftover: CLH-INC-2023-204 is not a twin of CLH-OPS-214. Keep one thread. Marta Quinn on ops-bastion-01.internal. If this paragraph fights the front of CLH-PRD-2024-021, strike it. Due December 30, 2024. Client Clearhaven.</w:t>
+        <w:t>Stop leftover: CLH-INC-2023-204 is not a twin of CLH-OPS-214. Keep one thread. Marta Quinn on ops-bastion-01.internal. If this paragraph fights the front of CLH-PRD-2024-021, strike it. Due December 30, 2024.</w:t>
       </w:r>
     </w:p>
     <w:p>
@@ -13887,7 +13887,7 @@
           <w:color w:val="222222"/>
           <w:sz w:val="24"/>
         </w:rPr>
-        <w:t>CLH-OPS-214 still sits with Replace Helen. Host ops-bastion-01.internal. Due January 1, 2025 unless they write a new date. Close is a decision, a refuse, or that date. I will not accept a status dump. Front-matter number I am not re-arguing: 48. If this leftover is done, Replace Helen marks CLH-OPS-214 done. Aman Kumar will not keep a shadow list. Client Clearhaven.</w:t>
+        <w:t>CLH-OPS-214 still sits with Replace Helen. Host ops-bastion-01.internal. Due January 1, 2025 unless they write a new date. Close is a decision, a refuse, or that date. I will not accept a status dump. Front-matter number I am not re-arguing: 48. If this leftover is done, Replace Helen marks CLH-OPS-214 done. Aman Kumar will not keep a shadow list.</w:t>
       </w:r>
     </w:p>
     <w:p>
